--- a/sem5/cn/ccp/M_Abdul_Rafay-group7-ccp.docx
+++ b/sem5/cn/ccp/M_Abdul_Rafay-group7-ccp.docx
@@ -1925,7 +1925,7 @@
                 <w:noProof/>
                 <w:webHidden/>
               </w:rPr>
-              <w:t>6</w:t>
+              <w:t>7</w:t>
             </w:r>
             <w:r>
               <w:rPr>
@@ -2485,7 +2485,7 @@
                 <w:noProof/>
                 <w:webHidden/>
               </w:rPr>
-              <w:t>7</w:t>
+              <w:t>8</w:t>
             </w:r>
             <w:r>
               <w:rPr>
